--- a/MyNote/项目编译报错处理记录.docx
+++ b/MyNote/项目编译报错处理记录.docx
@@ -3,14 +3,29 @@
 <w:document xmlns:wpc="http://schemas.microsoft.com/office/word/2010/wordprocessingCanvas" xmlns:cx="http://schemas.microsoft.com/office/drawing/2014/chartex" xmlns:cx1="http://schemas.microsoft.com/office/drawing/2015/9/8/chartex" xmlns:cx2="http://schemas.microsoft.com/office/drawing/2015/10/21/chartex" xmlns:cx3="http://schemas.microsoft.com/office/drawing/2016/5/9/chartex" xmlns:cx4="http://schemas.microsoft.com/office/drawing/2016/5/10/chartex" xmlns:cx5="http://schemas.microsoft.com/office/drawing/2016/5/11/chartex" xmlns:cx6="http://schemas.microsoft.com/office/drawing/2016/5/12/chartex" xmlns:cx7="http://schemas.microsoft.com/office/drawing/2016/5/13/chartex" xmlns:cx8="http://schemas.microsoft.com/office/drawing/2016/5/14/chartex" xmlns:mc="http://schemas.openxmlformats.org/markup-compatibility/2006" xmlns:aink="http://schemas.microsoft.com/office/drawing/2016/ink" xmlns:am3d="http://schemas.microsoft.com/office/drawing/2017/model3d" xmlns:o="urn:schemas-microsoft-com:office:office" xmlns:oel="http://schemas.microsoft.com/office/2019/extlst" xmlns:r="http://schemas.openxmlformats.org/officeDocument/2006/relationships" xmlns:m="http://schemas.openxmlformats.org/officeDocument/2006/math" xmlns:v="urn:schemas-microsoft-com:vml" xmlns:wp14="http://schemas.microsoft.com/office/word/2010/wordprocessingDrawing" xmlns:wp="http://schemas.openxmlformats.org/drawingml/2006/wordprocessingDrawing" xmlns:w10="urn:schemas-microsoft-com:office:word" xmlns:w="http://schemas.openxmlformats.org/wordprocessingml/2006/main" xmlns:w14="http://schemas.microsoft.com/office/word/2010/wordml" xmlns:w15="http://schemas.microsoft.com/office/word/2012/wordml" xmlns:w16cex="http://schemas.microsoft.com/office/word/2018/wordml/cex" xmlns:w16cid="http://schemas.microsoft.com/office/word/2016/wordml/cid" xmlns:w16="http://schemas.microsoft.com/office/word/2018/wordml" xmlns:w16du="http://schemas.microsoft.com/office/word/2023/wordml/word16du" xmlns:w16sdtdh="http://schemas.microsoft.com/office/word/2020/wordml/sdtdatahash" xmlns:w16sdtfl="http://schemas.microsoft.com/office/word/2024/wordml/sdtformatlock" xmlns:w16se="http://schemas.microsoft.com/office/word/2015/wordml/symex" xmlns:wpg="http://schemas.microsoft.com/office/word/2010/wordprocessingGroup" xmlns:wpi="http://schemas.microsoft.com/office/word/2010/wordprocessingInk" xmlns:wne="http://schemas.microsoft.com/office/word/2006/wordml" xmlns:wps="http://schemas.microsoft.com/office/word/2010/wordprocessingShape" mc:Ignorable="w14 w15 w16se w16cid w16 w16cex w16sdtdh w16sdtfl w16du wp14">
   <w:body>
     <w:p>
-      <w:r>
-        <w:rPr>
-          <w:rFonts w:hint="eastAsia"/>
-        </w:rPr>
-        <w:t>一、</w:t>
+      <w:pPr>
+        <w:pStyle w:val="1"/>
+      </w:pPr>
+      <w:r>
+        <w:rPr>
+          <w:rFonts w:hint="eastAsia"/>
+        </w:rPr>
+        <w:t>26.2.2</w:t>
       </w:r>
     </w:p>
     <w:p>
+      <w:r>
+        <w:rPr>
+          <w:rFonts w:hint="eastAsia"/>
+        </w:rPr>
+        <w:t>这个问题出现的很频繁，经常很久没打开项目就会出现这问题</w:t>
+      </w:r>
+      <w:r>
+        <w:rPr>
+          <w:rFonts w:hint="eastAsia"/>
+        </w:rPr>
+        <w:t>：</w:t>
+      </w:r>
       <w:r>
         <w:rPr>
           <w:noProof/>
@@ -54,15 +69,613 @@
     </w:p>
     <w:p>
       <w:pPr>
-        <w:rPr>
-          <w:rFonts w:hint="eastAsia"/>
+        <w:jc w:val="center"/>
+        <w:rPr>
+          <w:b/>
+          <w:bCs/>
+          <w:sz w:val="20"/>
+          <w:szCs w:val="21"/>
         </w:rPr>
       </w:pPr>
       <w:r>
         <w:rPr>
           <w:rFonts w:hint="eastAsia"/>
-        </w:rPr>
-        <w:t>解决方案：</w:t>
+          <w:b/>
+          <w:bCs/>
+          <w:sz w:val="20"/>
+          <w:szCs w:val="21"/>
+        </w:rPr>
+        <w:t>图一</w:t>
+      </w:r>
+    </w:p>
+    <w:p>
+      <w:r>
+        <w:rPr>
+          <w:rFonts w:hint="eastAsia"/>
+        </w:rPr>
+        <w:t>重启后再</w:t>
+      </w:r>
+      <w:proofErr w:type="gramStart"/>
+      <w:r>
+        <w:rPr>
+          <w:rFonts w:hint="eastAsia"/>
+        </w:rPr>
+        <w:t>构建报</w:t>
+      </w:r>
+      <w:proofErr w:type="gramEnd"/>
+      <w:r>
+        <w:rPr>
+          <w:rFonts w:hint="eastAsia"/>
+        </w:rPr>
+        <w:t>错如下，也是经常出现的问题</w:t>
+      </w:r>
+      <w:r>
+        <w:rPr>
+          <w:rFonts w:hint="eastAsia"/>
+        </w:rPr>
+        <w:t>：</w:t>
+      </w:r>
+    </w:p>
+    <w:p>
+      <w:r>
+        <w:rPr>
+          <w:noProof/>
+        </w:rPr>
+        <w:drawing>
+          <wp:inline distT="0" distB="0" distL="0" distR="0" wp14:anchorId="31CC3B82" wp14:editId="67771971">
+            <wp:extent cx="5274310" cy="1236345"/>
+            <wp:effectExtent l="0" t="0" r="2540" b="1905"/>
+            <wp:docPr id="1795505829" name="图片 1"/>
+            <wp:cNvGraphicFramePr>
+              <a:graphicFrameLocks xmlns:a="http://schemas.openxmlformats.org/drawingml/2006/main" noChangeAspect="1"/>
+            </wp:cNvGraphicFramePr>
+            <a:graphic xmlns:a="http://schemas.openxmlformats.org/drawingml/2006/main">
+              <a:graphicData uri="http://schemas.openxmlformats.org/drawingml/2006/picture">
+                <pic:pic xmlns:pic="http://schemas.openxmlformats.org/drawingml/2006/picture">
+                  <pic:nvPicPr>
+                    <pic:cNvPr id="1795505829" name=""/>
+                    <pic:cNvPicPr/>
+                  </pic:nvPicPr>
+                  <pic:blipFill>
+                    <a:blip r:embed="rId5"/>
+                    <a:stretch>
+                      <a:fillRect/>
+                    </a:stretch>
+                  </pic:blipFill>
+                  <pic:spPr>
+                    <a:xfrm>
+                      <a:off x="0" y="0"/>
+                      <a:ext cx="5274310" cy="1236345"/>
+                    </a:xfrm>
+                    <a:prstGeom prst="rect">
+                      <a:avLst/>
+                    </a:prstGeom>
+                  </pic:spPr>
+                </pic:pic>
+              </a:graphicData>
+            </a:graphic>
+          </wp:inline>
+        </w:drawing>
+      </w:r>
+    </w:p>
+    <w:p>
+      <w:pPr>
+        <w:jc w:val="center"/>
+        <w:rPr>
+          <w:b/>
+          <w:bCs/>
+          <w:sz w:val="20"/>
+          <w:szCs w:val="21"/>
+        </w:rPr>
+      </w:pPr>
+      <w:r>
+        <w:rPr>
+          <w:rFonts w:hint="eastAsia"/>
+          <w:b/>
+          <w:bCs/>
+          <w:sz w:val="20"/>
+          <w:szCs w:val="21"/>
+        </w:rPr>
+        <w:t>图</w:t>
+      </w:r>
+      <w:r>
+        <w:rPr>
+          <w:rFonts w:hint="eastAsia"/>
+          <w:b/>
+          <w:bCs/>
+          <w:sz w:val="20"/>
+          <w:szCs w:val="21"/>
+        </w:rPr>
+        <w:t>二</w:t>
+      </w:r>
+    </w:p>
+    <w:p>
+      <w:r>
+        <w:t>G</w:t>
+      </w:r>
+      <w:r>
+        <w:rPr>
+          <w:rFonts w:hint="eastAsia"/>
+        </w:rPr>
+        <w:t>it提交并推送修改的文件后回到图一：</w:t>
+      </w:r>
+    </w:p>
+    <w:p>
+      <w:r>
+        <w:rPr>
+          <w:noProof/>
+        </w:rPr>
+        <w:drawing>
+          <wp:inline distT="0" distB="0" distL="0" distR="0" wp14:anchorId="39C760A5" wp14:editId="7242A977">
+            <wp:extent cx="5274310" cy="2101850"/>
+            <wp:effectExtent l="0" t="0" r="2540" b="0"/>
+            <wp:docPr id="319404108" name="图片 1"/>
+            <wp:cNvGraphicFramePr>
+              <a:graphicFrameLocks xmlns:a="http://schemas.openxmlformats.org/drawingml/2006/main" noChangeAspect="1"/>
+            </wp:cNvGraphicFramePr>
+            <a:graphic xmlns:a="http://schemas.openxmlformats.org/drawingml/2006/main">
+              <a:graphicData uri="http://schemas.openxmlformats.org/drawingml/2006/picture">
+                <pic:pic xmlns:pic="http://schemas.openxmlformats.org/drawingml/2006/picture">
+                  <pic:nvPicPr>
+                    <pic:cNvPr id="319404108" name=""/>
+                    <pic:cNvPicPr/>
+                  </pic:nvPicPr>
+                  <pic:blipFill>
+                    <a:blip r:embed="rId6"/>
+                    <a:stretch>
+                      <a:fillRect/>
+                    </a:stretch>
+                  </pic:blipFill>
+                  <pic:spPr>
+                    <a:xfrm>
+                      <a:off x="0" y="0"/>
+                      <a:ext cx="5274310" cy="2101850"/>
+                    </a:xfrm>
+                    <a:prstGeom prst="rect">
+                      <a:avLst/>
+                    </a:prstGeom>
+                  </pic:spPr>
+                </pic:pic>
+              </a:graphicData>
+            </a:graphic>
+          </wp:inline>
+        </w:drawing>
+      </w:r>
+    </w:p>
+    <w:p>
+      <w:r>
+        <w:rPr>
+          <w:rFonts w:hint="eastAsia"/>
+        </w:rPr>
+        <w:lastRenderedPageBreak/>
+        <w:t>记录下右下角这个报错，看不懂┭┮﹏┭┮</w:t>
+      </w:r>
+      <w:r>
+        <w:rPr>
+          <w:rFonts w:hint="eastAsia"/>
+        </w:rPr>
+        <w:t>，不过也没复现</w:t>
+      </w:r>
+    </w:p>
+    <w:p>
+      <w:r>
+        <w:rPr>
+          <w:noProof/>
+        </w:rPr>
+        <w:drawing>
+          <wp:inline distT="0" distB="0" distL="0" distR="0" wp14:anchorId="09241256" wp14:editId="1F9C5E5C">
+            <wp:extent cx="5274310" cy="3067050"/>
+            <wp:effectExtent l="0" t="0" r="2540" b="0"/>
+            <wp:docPr id="2090038343" name="图片 1"/>
+            <wp:cNvGraphicFramePr>
+              <a:graphicFrameLocks xmlns:a="http://schemas.openxmlformats.org/drawingml/2006/main" noChangeAspect="1"/>
+            </wp:cNvGraphicFramePr>
+            <a:graphic xmlns:a="http://schemas.openxmlformats.org/drawingml/2006/main">
+              <a:graphicData uri="http://schemas.openxmlformats.org/drawingml/2006/picture">
+                <pic:pic xmlns:pic="http://schemas.openxmlformats.org/drawingml/2006/picture">
+                  <pic:nvPicPr>
+                    <pic:cNvPr id="2090038343" name=""/>
+                    <pic:cNvPicPr/>
+                  </pic:nvPicPr>
+                  <pic:blipFill>
+                    <a:blip r:embed="rId7"/>
+                    <a:stretch>
+                      <a:fillRect/>
+                    </a:stretch>
+                  </pic:blipFill>
+                  <pic:spPr>
+                    <a:xfrm>
+                      <a:off x="0" y="0"/>
+                      <a:ext cx="5274310" cy="3067050"/>
+                    </a:xfrm>
+                    <a:prstGeom prst="rect">
+                      <a:avLst/>
+                    </a:prstGeom>
+                  </pic:spPr>
+                </pic:pic>
+              </a:graphicData>
+            </a:graphic>
+          </wp:inline>
+        </w:drawing>
+      </w:r>
+    </w:p>
+    <w:p>
+      <w:pPr>
+        <w:jc w:val="center"/>
+        <w:rPr>
+          <w:b/>
+          <w:bCs/>
+          <w:sz w:val="20"/>
+          <w:szCs w:val="21"/>
+        </w:rPr>
+      </w:pPr>
+      <w:r>
+        <w:rPr>
+          <w:rFonts w:hint="eastAsia"/>
+          <w:b/>
+          <w:bCs/>
+          <w:sz w:val="20"/>
+          <w:szCs w:val="21"/>
+        </w:rPr>
+        <w:t>图</w:t>
+      </w:r>
+      <w:r>
+        <w:rPr>
+          <w:rFonts w:hint="eastAsia"/>
+          <w:b/>
+          <w:bCs/>
+          <w:sz w:val="20"/>
+          <w:szCs w:val="21"/>
+        </w:rPr>
+        <w:t>三</w:t>
+      </w:r>
+    </w:p>
+    <w:p>
+      <w:pPr>
+        <w:rPr>
+          <w:rFonts w:hint="eastAsia"/>
+        </w:rPr>
+      </w:pPr>
+    </w:p>
+    <w:p>
+      <w:r>
+        <w:rPr>
+          <w:rFonts w:hint="eastAsia"/>
+        </w:rPr>
+        <w:t>推测原因：</w:t>
+      </w:r>
+    </w:p>
+    <w:p>
+      <w:r>
+        <w:rPr>
+          <w:rFonts w:hint="eastAsia"/>
+        </w:rPr>
+        <w:t>MSVC版本问题，更新到vs2026后</w:t>
+      </w:r>
+      <w:proofErr w:type="spellStart"/>
+      <w:r>
+        <w:rPr>
+          <w:rFonts w:hint="eastAsia"/>
+        </w:rPr>
+        <w:t>msvc</w:t>
+      </w:r>
+      <w:proofErr w:type="spellEnd"/>
+      <w:r>
+        <w:rPr>
+          <w:rFonts w:hint="eastAsia"/>
+        </w:rPr>
+        <w:t>版本太新了，这里可以看到构建输出有一行是</w:t>
+      </w:r>
+      <w:r>
+        <w:t>Using Visual Studio 2022 14.50.35723 toolchain</w:t>
+      </w:r>
+      <w:r>
+        <w:rPr>
+          <w:rFonts w:hint="eastAsia"/>
+        </w:rPr>
+        <w:t>，就会出现这样的问题。</w:t>
+      </w:r>
+    </w:p>
+    <w:p>
+      <w:r>
+        <w:rPr>
+          <w:noProof/>
+        </w:rPr>
+        <w:drawing>
+          <wp:inline distT="0" distB="0" distL="0" distR="0" wp14:anchorId="1BD60409" wp14:editId="6DFB023D">
+            <wp:extent cx="5274310" cy="2512695"/>
+            <wp:effectExtent l="0" t="0" r="2540" b="1905"/>
+            <wp:docPr id="253416867" name="图片 1"/>
+            <wp:cNvGraphicFramePr>
+              <a:graphicFrameLocks xmlns:a="http://schemas.openxmlformats.org/drawingml/2006/main" noChangeAspect="1"/>
+            </wp:cNvGraphicFramePr>
+            <a:graphic xmlns:a="http://schemas.openxmlformats.org/drawingml/2006/main">
+              <a:graphicData uri="http://schemas.openxmlformats.org/drawingml/2006/picture">
+                <pic:pic xmlns:pic="http://schemas.openxmlformats.org/drawingml/2006/picture">
+                  <pic:nvPicPr>
+                    <pic:cNvPr id="253416867" name=""/>
+                    <pic:cNvPicPr/>
+                  </pic:nvPicPr>
+                  <pic:blipFill>
+                    <a:blip r:embed="rId8"/>
+                    <a:stretch>
+                      <a:fillRect/>
+                    </a:stretch>
+                  </pic:blipFill>
+                  <pic:spPr>
+                    <a:xfrm>
+                      <a:off x="0" y="0"/>
+                      <a:ext cx="5274310" cy="2512695"/>
+                    </a:xfrm>
+                    <a:prstGeom prst="rect">
+                      <a:avLst/>
+                    </a:prstGeom>
+                  </pic:spPr>
+                </pic:pic>
+              </a:graphicData>
+            </a:graphic>
+          </wp:inline>
+        </w:drawing>
+      </w:r>
+    </w:p>
+    <w:p>
+      <w:r>
+        <w:rPr>
+          <w:rFonts w:hint="eastAsia"/>
+        </w:rPr>
+        <w:t>查知乎在这里限制了引擎找的</w:t>
+      </w:r>
+      <w:proofErr w:type="spellStart"/>
+      <w:r>
+        <w:rPr>
+          <w:rFonts w:hint="eastAsia"/>
+        </w:rPr>
+        <w:t>msvc</w:t>
+      </w:r>
+      <w:proofErr w:type="spellEnd"/>
+      <w:r>
+        <w:rPr>
+          <w:rFonts w:hint="eastAsia"/>
+        </w:rPr>
+        <w:t>版本，报</w:t>
+      </w:r>
+      <w:proofErr w:type="gramStart"/>
+      <w:r>
+        <w:rPr>
+          <w:rFonts w:hint="eastAsia"/>
+        </w:rPr>
+        <w:t>错回到</w:t>
+      </w:r>
+      <w:proofErr w:type="gramEnd"/>
+      <w:r>
+        <w:rPr>
+          <w:rFonts w:hint="eastAsia"/>
+        </w:rPr>
+        <w:t>图2且不再输出所使用的</w:t>
+      </w:r>
+      <w:proofErr w:type="spellStart"/>
+      <w:r>
+        <w:rPr>
+          <w:rFonts w:hint="eastAsia"/>
+        </w:rPr>
+        <w:t>msvc</w:t>
+      </w:r>
+      <w:proofErr w:type="spellEnd"/>
+      <w:r>
+        <w:rPr>
+          <w:rFonts w:hint="eastAsia"/>
+        </w:rPr>
+        <w:t>工具链，可能被其他问题卡住了。</w:t>
+      </w:r>
+      <w:r>
+        <w:br/>
+      </w:r>
+      <w:r>
+        <w:rPr>
+          <w:noProof/>
+        </w:rPr>
+        <w:lastRenderedPageBreak/>
+        <w:drawing>
+          <wp:inline distT="0" distB="0" distL="0" distR="0" wp14:anchorId="1BE51ABE" wp14:editId="5D9D4AEE">
+            <wp:extent cx="5274310" cy="2974340"/>
+            <wp:effectExtent l="0" t="0" r="2540" b="0"/>
+            <wp:docPr id="1382354974" name="图片 1"/>
+            <wp:cNvGraphicFramePr>
+              <a:graphicFrameLocks xmlns:a="http://schemas.openxmlformats.org/drawingml/2006/main" noChangeAspect="1"/>
+            </wp:cNvGraphicFramePr>
+            <a:graphic xmlns:a="http://schemas.openxmlformats.org/drawingml/2006/main">
+              <a:graphicData uri="http://schemas.openxmlformats.org/drawingml/2006/picture">
+                <pic:pic xmlns:pic="http://schemas.openxmlformats.org/drawingml/2006/picture">
+                  <pic:nvPicPr>
+                    <pic:cNvPr id="1382354974" name=""/>
+                    <pic:cNvPicPr/>
+                  </pic:nvPicPr>
+                  <pic:blipFill>
+                    <a:blip r:embed="rId9"/>
+                    <a:stretch>
+                      <a:fillRect/>
+                    </a:stretch>
+                  </pic:blipFill>
+                  <pic:spPr>
+                    <a:xfrm>
+                      <a:off x="0" y="0"/>
+                      <a:ext cx="5274310" cy="2974340"/>
+                    </a:xfrm>
+                    <a:prstGeom prst="rect">
+                      <a:avLst/>
+                    </a:prstGeom>
+                  </pic:spPr>
+                </pic:pic>
+              </a:graphicData>
+            </a:graphic>
+          </wp:inline>
+        </w:drawing>
+      </w:r>
+    </w:p>
+    <w:p>
+      <w:r>
+        <w:rPr>
+          <w:rFonts w:hint="eastAsia"/>
+        </w:rPr>
+        <w:t>更新Rider到最新版本后，重装</w:t>
+      </w:r>
+      <w:proofErr w:type="spellStart"/>
+      <w:r>
+        <w:rPr>
+          <w:rFonts w:hint="eastAsia"/>
+        </w:rPr>
+        <w:t>RiderLink</w:t>
+      </w:r>
+      <w:proofErr w:type="spellEnd"/>
+      <w:r>
+        <w:rPr>
+          <w:rFonts w:hint="eastAsia"/>
+        </w:rPr>
+        <w:t>也出现了编译失败的问题，直接删除了最新的</w:t>
+      </w:r>
+      <w:proofErr w:type="spellStart"/>
+      <w:r>
+        <w:rPr>
+          <w:rFonts w:hint="eastAsia"/>
+        </w:rPr>
+        <w:t>msvc</w:t>
+      </w:r>
+      <w:proofErr w:type="spellEnd"/>
+      <w:r>
+        <w:rPr>
+          <w:rFonts w:hint="eastAsia"/>
+        </w:rPr>
+        <w:t>版本，文件夹只留14.38，成功安装</w:t>
+      </w:r>
+      <w:proofErr w:type="spellStart"/>
+      <w:r>
+        <w:rPr>
+          <w:rFonts w:hint="eastAsia"/>
+        </w:rPr>
+        <w:t>RiderLink</w:t>
+      </w:r>
+      <w:proofErr w:type="spellEnd"/>
+      <w:r>
+        <w:rPr>
+          <w:noProof/>
+        </w:rPr>
+        <w:drawing>
+          <wp:inline distT="0" distB="0" distL="0" distR="0" wp14:anchorId="7B3F6E08" wp14:editId="5DAB6E6C">
+            <wp:extent cx="5274310" cy="1647190"/>
+            <wp:effectExtent l="0" t="0" r="2540" b="0"/>
+            <wp:docPr id="129117175" name="图片 1"/>
+            <wp:cNvGraphicFramePr>
+              <a:graphicFrameLocks xmlns:a="http://schemas.openxmlformats.org/drawingml/2006/main" noChangeAspect="1"/>
+            </wp:cNvGraphicFramePr>
+            <a:graphic xmlns:a="http://schemas.openxmlformats.org/drawingml/2006/main">
+              <a:graphicData uri="http://schemas.openxmlformats.org/drawingml/2006/picture">
+                <pic:pic xmlns:pic="http://schemas.openxmlformats.org/drawingml/2006/picture">
+                  <pic:nvPicPr>
+                    <pic:cNvPr id="129117175" name=""/>
+                    <pic:cNvPicPr/>
+                  </pic:nvPicPr>
+                  <pic:blipFill>
+                    <a:blip r:embed="rId10"/>
+                    <a:stretch>
+                      <a:fillRect/>
+                    </a:stretch>
+                  </pic:blipFill>
+                  <pic:spPr>
+                    <a:xfrm>
+                      <a:off x="0" y="0"/>
+                      <a:ext cx="5274310" cy="1647190"/>
+                    </a:xfrm>
+                    <a:prstGeom prst="rect">
+                      <a:avLst/>
+                    </a:prstGeom>
+                  </pic:spPr>
+                </pic:pic>
+              </a:graphicData>
+            </a:graphic>
+          </wp:inline>
+        </w:drawing>
+      </w:r>
+    </w:p>
+    <w:p>
+      <w:r>
+        <w:rPr>
+          <w:rFonts w:hint="eastAsia"/>
+        </w:rPr>
+        <w:t>构建时UBT failed问题仍未解决</w:t>
+      </w:r>
+      <w:r>
+        <w:rPr>
+          <w:rFonts w:hint="eastAsia"/>
+        </w:rPr>
+        <w:t>。</w:t>
+      </w:r>
+    </w:p>
+    <w:p>
+      <w:pPr>
+        <w:rPr>
+          <w:rFonts w:hint="eastAsia"/>
+        </w:rPr>
+      </w:pPr>
+      <w:r>
+        <w:rPr>
+          <w:rFonts w:hint="eastAsia"/>
+        </w:rPr>
+        <w:t>删除Binaries、Intermediate和DDC文件后重新generate .</w:t>
+      </w:r>
+      <w:proofErr w:type="spellStart"/>
+      <w:r>
+        <w:rPr>
+          <w:rFonts w:hint="eastAsia"/>
+        </w:rPr>
+        <w:t>sln</w:t>
+      </w:r>
+      <w:proofErr w:type="spellEnd"/>
+      <w:r>
+        <w:rPr>
+          <w:rFonts w:hint="eastAsia"/>
+        </w:rPr>
+        <w:t>文件，再次构建仍然报错：</w:t>
+      </w:r>
+      <w:r>
+        <w:rPr>
+          <w:noProof/>
+        </w:rPr>
+        <w:lastRenderedPageBreak/>
+        <w:drawing>
+          <wp:inline distT="0" distB="0" distL="0" distR="0" wp14:anchorId="62A0C482" wp14:editId="3FC9215E">
+            <wp:extent cx="5274310" cy="2851150"/>
+            <wp:effectExtent l="0" t="0" r="2540" b="6350"/>
+            <wp:docPr id="53260703" name="图片 1"/>
+            <wp:cNvGraphicFramePr>
+              <a:graphicFrameLocks xmlns:a="http://schemas.openxmlformats.org/drawingml/2006/main" noChangeAspect="1"/>
+            </wp:cNvGraphicFramePr>
+            <a:graphic xmlns:a="http://schemas.openxmlformats.org/drawingml/2006/main">
+              <a:graphicData uri="http://schemas.openxmlformats.org/drawingml/2006/picture">
+                <pic:pic xmlns:pic="http://schemas.openxmlformats.org/drawingml/2006/picture">
+                  <pic:nvPicPr>
+                    <pic:cNvPr id="53260703" name=""/>
+                    <pic:cNvPicPr/>
+                  </pic:nvPicPr>
+                  <pic:blipFill>
+                    <a:blip r:embed="rId11"/>
+                    <a:stretch>
+                      <a:fillRect/>
+                    </a:stretch>
+                  </pic:blipFill>
+                  <pic:spPr>
+                    <a:xfrm>
+                      <a:off x="0" y="0"/>
+                      <a:ext cx="5274310" cy="2851150"/>
+                    </a:xfrm>
+                    <a:prstGeom prst="rect">
+                      <a:avLst/>
+                    </a:prstGeom>
+                  </pic:spPr>
+                </pic:pic>
+              </a:graphicData>
+            </a:graphic>
+          </wp:inline>
+        </w:drawing>
       </w:r>
     </w:p>
     <w:sectPr>
@@ -999,6 +1612,27 @@
       <w:spacing w:val="5"/>
     </w:rPr>
   </w:style>
+  <w:style w:type="paragraph" w:styleId="ae">
+    <w:name w:val="Date"/>
+    <w:basedOn w:val="a"/>
+    <w:next w:val="a"/>
+    <w:link w:val="af"/>
+    <w:uiPriority w:val="99"/>
+    <w:semiHidden/>
+    <w:unhideWhenUsed/>
+    <w:rsid w:val="000C6BF7"/>
+    <w:pPr>
+      <w:ind w:leftChars="2500" w:left="100"/>
+    </w:pPr>
+  </w:style>
+  <w:style w:type="character" w:customStyle="1" w:styleId="af">
+    <w:name w:val="日期 字符"/>
+    <w:basedOn w:val="a0"/>
+    <w:link w:val="ae"/>
+    <w:uiPriority w:val="99"/>
+    <w:semiHidden/>
+    <w:rsid w:val="000C6BF7"/>
+  </w:style>
 </w:styles>
 </file>
 

--- a/MyNote/项目编译报错处理记录.docx
+++ b/MyNote/项目编译报错处理记录.docx
@@ -93,21 +93,7 @@
         <w:rPr>
           <w:rFonts w:hint="eastAsia"/>
         </w:rPr>
-        <w:t>重启后再</w:t>
-      </w:r>
-      <w:proofErr w:type="gramStart"/>
-      <w:r>
-        <w:rPr>
-          <w:rFonts w:hint="eastAsia"/>
-        </w:rPr>
-        <w:t>构建报</w:t>
-      </w:r>
-      <w:proofErr w:type="gramEnd"/>
-      <w:r>
-        <w:rPr>
-          <w:rFonts w:hint="eastAsia"/>
-        </w:rPr>
-        <w:t>错如下，也是经常出现的问题</w:t>
+        <w:t>重启后再构建报错如下，也是经常出现的问题</w:t>
       </w:r>
       <w:r>
         <w:rPr>
@@ -437,21 +423,7 @@
         <w:rPr>
           <w:rFonts w:hint="eastAsia"/>
         </w:rPr>
-        <w:t>版本，报</w:t>
-      </w:r>
-      <w:proofErr w:type="gramStart"/>
-      <w:r>
-        <w:rPr>
-          <w:rFonts w:hint="eastAsia"/>
-        </w:rPr>
-        <w:t>错回到</w:t>
-      </w:r>
-      <w:proofErr w:type="gramEnd"/>
-      <w:r>
-        <w:rPr>
-          <w:rFonts w:hint="eastAsia"/>
-        </w:rPr>
-        <w:t>图2且不再输出所使用的</w:t>
+        <w:t>版本，报错回到图2且不再输出所使用的</w:t>
       </w:r>
       <w:proofErr w:type="spellStart"/>
       <w:r>
@@ -611,11 +583,6 @@
       </w:r>
     </w:p>
     <w:p>
-      <w:pPr>
-        <w:rPr>
-          <w:rFonts w:hint="eastAsia"/>
-        </w:rPr>
-      </w:pPr>
       <w:r>
         <w:rPr>
           <w:rFonts w:hint="eastAsia"/>
@@ -676,6 +643,81 @@
             </a:graphic>
           </wp:inline>
         </w:drawing>
+      </w:r>
+    </w:p>
+    <w:p>
+      <w:r>
+        <w:t>G</w:t>
+      </w:r>
+      <w:r>
+        <w:rPr>
+          <w:rFonts w:hint="eastAsia"/>
+        </w:rPr>
+        <w:t>it上传更改后，成功通过编译：</w:t>
+      </w:r>
+    </w:p>
+    <w:p>
+      <w:r>
+        <w:rPr>
+          <w:noProof/>
+        </w:rPr>
+        <w:drawing>
+          <wp:inline distT="0" distB="0" distL="0" distR="0" wp14:anchorId="45655634" wp14:editId="6C4356C2">
+            <wp:extent cx="5274310" cy="3171825"/>
+            <wp:effectExtent l="0" t="0" r="2540" b="9525"/>
+            <wp:docPr id="496078409" name="图片 1"/>
+            <wp:cNvGraphicFramePr>
+              <a:graphicFrameLocks xmlns:a="http://schemas.openxmlformats.org/drawingml/2006/main" noChangeAspect="1"/>
+            </wp:cNvGraphicFramePr>
+            <a:graphic xmlns:a="http://schemas.openxmlformats.org/drawingml/2006/main">
+              <a:graphicData uri="http://schemas.openxmlformats.org/drawingml/2006/picture">
+                <pic:pic xmlns:pic="http://schemas.openxmlformats.org/drawingml/2006/picture">
+                  <pic:nvPicPr>
+                    <pic:cNvPr id="496078409" name=""/>
+                    <pic:cNvPicPr/>
+                  </pic:nvPicPr>
+                  <pic:blipFill>
+                    <a:blip r:embed="rId12"/>
+                    <a:stretch>
+                      <a:fillRect/>
+                    </a:stretch>
+                  </pic:blipFill>
+                  <pic:spPr>
+                    <a:xfrm>
+                      <a:off x="0" y="0"/>
+                      <a:ext cx="5274310" cy="3171825"/>
+                    </a:xfrm>
+                    <a:prstGeom prst="rect">
+                      <a:avLst/>
+                    </a:prstGeom>
+                  </pic:spPr>
+                </pic:pic>
+              </a:graphicData>
+            </a:graphic>
+          </wp:inline>
+        </w:drawing>
+      </w:r>
+    </w:p>
+    <w:p>
+      <w:pPr>
+        <w:rPr>
+          <w:rFonts w:hint="eastAsia"/>
+        </w:rPr>
+      </w:pPr>
+      <w:r>
+        <w:rPr>
+          <w:rFonts w:hint="eastAsia"/>
+        </w:rPr>
+        <w:t>推测Git和这个也有些冲突，编译通过真不容易，今天先搁着了，明天心态缓过来了再继续(*^▽^*)</w:t>
+      </w:r>
+      <w:r>
+        <w:tab/>
+      </w:r>
+      <w:r>
+        <w:rPr>
+          <w:rFonts w:hint="eastAsia"/>
+        </w:rPr>
+        <w:t>（26.2.2）</w:t>
       </w:r>
     </w:p>
     <w:sectPr>

--- a/MyNote/项目编译报错处理记录.docx
+++ b/MyNote/项目编译报错处理记录.docx
@@ -46,7 +46,7 @@
                     <pic:cNvPicPr/>
                   </pic:nvPicPr>
                   <pic:blipFill>
-                    <a:blip r:embed="rId4"/>
+                    <a:blip r:embed="rId5"/>
                     <a:stretch>
                       <a:fillRect/>
                     </a:stretch>
@@ -123,7 +123,7 @@
                     <pic:cNvPicPr/>
                   </pic:nvPicPr>
                   <pic:blipFill>
-                    <a:blip r:embed="rId5"/>
+                    <a:blip r:embed="rId6"/>
                     <a:stretch>
                       <a:fillRect/>
                     </a:stretch>
@@ -207,7 +207,7 @@
                     <pic:cNvPicPr/>
                   </pic:nvPicPr>
                   <pic:blipFill>
-                    <a:blip r:embed="rId6"/>
+                    <a:blip r:embed="rId7"/>
                     <a:stretch>
                       <a:fillRect/>
                     </a:stretch>
@@ -264,7 +264,7 @@
                     <pic:cNvPicPr/>
                   </pic:nvPicPr>
                   <pic:blipFill>
-                    <a:blip r:embed="rId7"/>
+                    <a:blip r:embed="rId8"/>
                     <a:stretch>
                       <a:fillRect/>
                     </a:stretch>
@@ -316,13 +316,7 @@
         <w:t>三</w:t>
       </w:r>
     </w:p>
-    <w:p>
-      <w:pPr>
-        <w:rPr>
-          <w:rFonts w:hint="eastAsia"/>
-        </w:rPr>
-      </w:pPr>
-    </w:p>
+    <w:p/>
     <w:p>
       <w:r>
         <w:rPr>
@@ -336,21 +330,7 @@
         <w:rPr>
           <w:rFonts w:hint="eastAsia"/>
         </w:rPr>
-        <w:t>MSVC版本问题，更新到vs2026后</w:t>
-      </w:r>
-      <w:proofErr w:type="spellStart"/>
-      <w:r>
-        <w:rPr>
-          <w:rFonts w:hint="eastAsia"/>
-        </w:rPr>
-        <w:t>msvc</w:t>
-      </w:r>
-      <w:proofErr w:type="spellEnd"/>
-      <w:r>
-        <w:rPr>
-          <w:rFonts w:hint="eastAsia"/>
-        </w:rPr>
-        <w:t>版本太新了，这里可以看到构建输出有一行是</w:t>
+        <w:t>MSVC版本问题，更新到vs2026后msvc版本太新了，这里可以看到构建输出有一行是</w:t>
       </w:r>
       <w:r>
         <w:t>Using Visual Studio 2022 14.50.35723 toolchain</w:t>
@@ -383,7 +363,7 @@
                     <pic:cNvPicPr/>
                   </pic:nvPicPr>
                   <pic:blipFill>
-                    <a:blip r:embed="rId8"/>
+                    <a:blip r:embed="rId9"/>
                     <a:stretch>
                       <a:fillRect/>
                     </a:stretch>
@@ -409,35 +389,7 @@
         <w:rPr>
           <w:rFonts w:hint="eastAsia"/>
         </w:rPr>
-        <w:t>查知乎在这里限制了引擎找的</w:t>
-      </w:r>
-      <w:proofErr w:type="spellStart"/>
-      <w:r>
-        <w:rPr>
-          <w:rFonts w:hint="eastAsia"/>
-        </w:rPr>
-        <w:t>msvc</w:t>
-      </w:r>
-      <w:proofErr w:type="spellEnd"/>
-      <w:r>
-        <w:rPr>
-          <w:rFonts w:hint="eastAsia"/>
-        </w:rPr>
-        <w:t>版本，报错回到图2且不再输出所使用的</w:t>
-      </w:r>
-      <w:proofErr w:type="spellStart"/>
-      <w:r>
-        <w:rPr>
-          <w:rFonts w:hint="eastAsia"/>
-        </w:rPr>
-        <w:t>msvc</w:t>
-      </w:r>
-      <w:proofErr w:type="spellEnd"/>
-      <w:r>
-        <w:rPr>
-          <w:rFonts w:hint="eastAsia"/>
-        </w:rPr>
-        <w:t>工具链，可能被其他问题卡住了。</w:t>
+        <w:t>查知乎在这里限制了引擎找的msvc版本，报错回到图2且不再输出所使用的msvc工具链，可能被其他问题卡住了。</w:t>
       </w:r>
       <w:r>
         <w:br/>
@@ -463,7 +415,7 @@
                     <pic:cNvPicPr/>
                   </pic:nvPicPr>
                   <pic:blipFill>
-                    <a:blip r:embed="rId9"/>
+                    <a:blip r:embed="rId10"/>
                     <a:stretch>
                       <a:fillRect/>
                     </a:stretch>
@@ -489,44 +441,8 @@
         <w:rPr>
           <w:rFonts w:hint="eastAsia"/>
         </w:rPr>
-        <w:t>更新Rider到最新版本后，重装</w:t>
-      </w:r>
-      <w:proofErr w:type="spellStart"/>
-      <w:r>
-        <w:rPr>
-          <w:rFonts w:hint="eastAsia"/>
-        </w:rPr>
-        <w:t>RiderLink</w:t>
-      </w:r>
-      <w:proofErr w:type="spellEnd"/>
-      <w:r>
-        <w:rPr>
-          <w:rFonts w:hint="eastAsia"/>
-        </w:rPr>
-        <w:t>也出现了编译失败的问题，直接删除了最新的</w:t>
-      </w:r>
-      <w:proofErr w:type="spellStart"/>
-      <w:r>
-        <w:rPr>
-          <w:rFonts w:hint="eastAsia"/>
-        </w:rPr>
-        <w:t>msvc</w:t>
-      </w:r>
-      <w:proofErr w:type="spellEnd"/>
-      <w:r>
-        <w:rPr>
-          <w:rFonts w:hint="eastAsia"/>
-        </w:rPr>
-        <w:t>版本，文件夹只留14.38，成功安装</w:t>
-      </w:r>
-      <w:proofErr w:type="spellStart"/>
-      <w:r>
-        <w:rPr>
-          <w:rFonts w:hint="eastAsia"/>
-        </w:rPr>
-        <w:t>RiderLink</w:t>
-      </w:r>
-      <w:proofErr w:type="spellEnd"/>
+        <w:t>更新Rider到最新版本后，重装RiderLink也出现了编译失败的问题，直接删除了最新的msvc版本，文件夹只留14.38，成功安装RiderLink</w:t>
+      </w:r>
       <w:r>
         <w:rPr>
           <w:noProof/>
@@ -547,7 +463,7 @@
                     <pic:cNvPicPr/>
                   </pic:nvPicPr>
                   <pic:blipFill>
-                    <a:blip r:embed="rId10"/>
+                    <a:blip r:embed="rId11"/>
                     <a:stretch>
                       <a:fillRect/>
                     </a:stretch>
@@ -587,21 +503,7 @@
         <w:rPr>
           <w:rFonts w:hint="eastAsia"/>
         </w:rPr>
-        <w:t>删除Binaries、Intermediate和DDC文件后重新generate .</w:t>
-      </w:r>
-      <w:proofErr w:type="spellStart"/>
-      <w:r>
-        <w:rPr>
-          <w:rFonts w:hint="eastAsia"/>
-        </w:rPr>
-        <w:t>sln</w:t>
-      </w:r>
-      <w:proofErr w:type="spellEnd"/>
-      <w:r>
-        <w:rPr>
-          <w:rFonts w:hint="eastAsia"/>
-        </w:rPr>
-        <w:t>文件，再次构建仍然报错：</w:t>
+        <w:t>删除Binaries、Intermediate和DDC文件后重新generate .sln文件，再次构建仍然报错：</w:t>
       </w:r>
       <w:r>
         <w:rPr>
@@ -624,7 +526,7 @@
                     <pic:cNvPicPr/>
                   </pic:nvPicPr>
                   <pic:blipFill>
-                    <a:blip r:embed="rId11"/>
+                    <a:blip r:embed="rId12"/>
                     <a:stretch>
                       <a:fillRect/>
                     </a:stretch>
@@ -677,7 +579,7 @@
                     <pic:cNvPicPr/>
                   </pic:nvPicPr>
                   <pic:blipFill>
-                    <a:blip r:embed="rId12"/>
+                    <a:blip r:embed="rId13"/>
                     <a:stretch>
                       <a:fillRect/>
                     </a:stretch>
@@ -699,6 +601,170 @@
       </w:r>
     </w:p>
     <w:p>
+      <w:r>
+        <w:rPr>
+          <w:rFonts w:hint="eastAsia"/>
+        </w:rPr>
+        <w:t>推测Git和这个也有些冲突，编译通过真不容易，今天先搁着了，明天心态缓过来了再继续(*^▽^*)</w:t>
+      </w:r>
+      <w:r>
+        <w:br/>
+      </w:r>
+      <w:r>
+        <w:br/>
+      </w:r>
+      <w:r>
+        <w:rPr>
+          <w:rFonts w:asciiTheme="majorHAnsi" w:eastAsiaTheme="majorEastAsia" w:hAnsiTheme="majorHAnsi" w:cstheme="majorBidi" w:hint="eastAsia"/>
+          <w:color w:val="0F4761" w:themeColor="accent1" w:themeShade="BF"/>
+          <w:sz w:val="48"/>
+          <w:szCs w:val="48"/>
+        </w:rPr>
+        <w:t>26.2.3</w:t>
+      </w:r>
+    </w:p>
+    <w:p>
+      <w:r>
+        <w:rPr>
+          <w:rFonts w:hint="eastAsia"/>
+        </w:rPr>
+        <w:t>修改</w:t>
+      </w:r>
+      <w:r>
+        <w:t>C:\Users\14097\AppData\Roaming\Unreal Engine\UnrealBuildTool</w:t>
+      </w:r>
+      <w:r>
+        <w:rPr>
+          <w:rFonts w:hint="eastAsia"/>
+        </w:rPr>
+        <w:t>中的BuildConfiguration.xml，添加如图所示部分：</w:t>
+      </w:r>
+      <w:r>
+        <w:br/>
+      </w:r>
+      <w:r>
+        <w:rPr>
+          <w:noProof/>
+        </w:rPr>
+        <w:lastRenderedPageBreak/>
+        <w:drawing>
+          <wp:inline distT="0" distB="0" distL="0" distR="0" wp14:anchorId="2372DFB7" wp14:editId="6F41F85A">
+            <wp:extent cx="5274310" cy="3545205"/>
+            <wp:effectExtent l="0" t="0" r="2540" b="0"/>
+            <wp:docPr id="1827430063" name="图片 1"/>
+            <wp:cNvGraphicFramePr>
+              <a:graphicFrameLocks xmlns:a="http://schemas.openxmlformats.org/drawingml/2006/main" noChangeAspect="1"/>
+            </wp:cNvGraphicFramePr>
+            <a:graphic xmlns:a="http://schemas.openxmlformats.org/drawingml/2006/main">
+              <a:graphicData uri="http://schemas.openxmlformats.org/drawingml/2006/picture">
+                <pic:pic xmlns:pic="http://schemas.openxmlformats.org/drawingml/2006/picture">
+                  <pic:nvPicPr>
+                    <pic:cNvPr id="1827430063" name=""/>
+                    <pic:cNvPicPr/>
+                  </pic:nvPicPr>
+                  <pic:blipFill>
+                    <a:blip r:embed="rId14"/>
+                    <a:stretch>
+                      <a:fillRect/>
+                    </a:stretch>
+                  </pic:blipFill>
+                  <pic:spPr>
+                    <a:xfrm>
+                      <a:off x="0" y="0"/>
+                      <a:ext cx="5274310" cy="3545205"/>
+                    </a:xfrm>
+                    <a:prstGeom prst="rect">
+                      <a:avLst/>
+                    </a:prstGeom>
+                  </pic:spPr>
+                </pic:pic>
+              </a:graphicData>
+            </a:graphic>
+          </wp:inline>
+        </w:drawing>
+      </w:r>
+    </w:p>
+    <w:p>
+      <w:r>
+        <w:rPr>
+          <w:rFonts w:hint="eastAsia"/>
+        </w:rPr>
+        <w:t>成功切换了构建使用的msvc版本，构建成功但有警告：</w:t>
+      </w:r>
+    </w:p>
+    <w:p>
+      <w:r>
+        <w:rPr>
+          <w:noProof/>
+        </w:rPr>
+        <w:drawing>
+          <wp:inline distT="0" distB="0" distL="0" distR="0" wp14:anchorId="228AA96A" wp14:editId="53E563B8">
+            <wp:extent cx="5274310" cy="2810510"/>
+            <wp:effectExtent l="0" t="0" r="2540" b="8890"/>
+            <wp:docPr id="1248743592" name="图片 1"/>
+            <wp:cNvGraphicFramePr>
+              <a:graphicFrameLocks xmlns:a="http://schemas.openxmlformats.org/drawingml/2006/main" noChangeAspect="1"/>
+            </wp:cNvGraphicFramePr>
+            <a:graphic xmlns:a="http://schemas.openxmlformats.org/drawingml/2006/main">
+              <a:graphicData uri="http://schemas.openxmlformats.org/drawingml/2006/picture">
+                <pic:pic xmlns:pic="http://schemas.openxmlformats.org/drawingml/2006/picture">
+                  <pic:nvPicPr>
+                    <pic:cNvPr id="1248743592" name=""/>
+                    <pic:cNvPicPr/>
+                  </pic:nvPicPr>
+                  <pic:blipFill>
+                    <a:blip r:embed="rId15"/>
+                    <a:stretch>
+                      <a:fillRect/>
+                    </a:stretch>
+                  </pic:blipFill>
+                  <pic:spPr>
+                    <a:xfrm>
+                      <a:off x="0" y="0"/>
+                      <a:ext cx="5274310" cy="2810510"/>
+                    </a:xfrm>
+                    <a:prstGeom prst="rect">
+                      <a:avLst/>
+                    </a:prstGeom>
+                  </pic:spPr>
+                </pic:pic>
+              </a:graphicData>
+            </a:graphic>
+          </wp:inline>
+        </w:drawing>
+      </w:r>
+    </w:p>
+    <w:p>
+      <w:r>
+        <w:t xml:space="preserve">是因为 </w:t>
+      </w:r>
+      <w:r>
+        <w:rPr>
+          <w:b/>
+          <w:bCs/>
+        </w:rPr>
+        <w:t>UE 5.2 的 WindowsPlatform 节点下，并不存在 ToolchainVersion 这个配置项</w:t>
+      </w:r>
+      <w:r>
+        <w:t>，这个配置项是在更高版本的 UE（5.4+）中才引入的，所以 UBT 会提示它无效</w:t>
+      </w:r>
+      <w:r>
+        <w:rPr>
+          <w:rFonts w:hint="eastAsia"/>
+        </w:rPr>
+        <w:t>。</w:t>
+      </w:r>
+      <w:r>
+        <w:br/>
+      </w:r>
+      <w:r>
+        <w:rPr>
+          <w:rFonts w:hint="eastAsia"/>
+        </w:rPr>
+        <w:t>上面这个构建配置xml文件是引擎全局的，针对所有项目。</w:t>
+      </w:r>
+    </w:p>
+    <w:p>
       <w:pPr>
         <w:rPr>
           <w:rFonts w:hint="eastAsia"/>
@@ -708,16 +774,16 @@
         <w:rPr>
           <w:rFonts w:hint="eastAsia"/>
         </w:rPr>
-        <w:t>推测Git和这个也有些冲突，编译通过真不容易，今天先搁着了，明天心态缓过来了再继续(*^▽^*)</w:t>
-      </w:r>
-      <w:r>
-        <w:tab/>
-      </w:r>
-      <w:r>
-        <w:rPr>
-          <w:rFonts w:hint="eastAsia"/>
-        </w:rPr>
-        <w:t>（26.2.2）</w:t>
+        <w:t>也有说单个项目应该在</w:t>
+      </w:r>
+      <w:r>
+        <w:t>Engine/Saved/UnrealBuildTool/BuildConfiguration.xml</w:t>
+      </w:r>
+      <w:r>
+        <w:rPr>
+          <w:rFonts w:hint="eastAsia"/>
+        </w:rPr>
+        <w:t>里面找，但是我在UE5.2/Engine里没找到Saved文件夹，傻豆包也答不上来所以然。</w:t>
       </w:r>
     </w:p>
     <w:sectPr>
@@ -728,6 +794,127 @@
     </w:sectPr>
   </w:body>
 </w:document>
+</file>
+
+<file path=word/numbering.xml><?xml version="1.0" encoding="utf-8"?>
+<w:numbering xmlns:wpc="http://schemas.microsoft.com/office/word/2010/wordprocessingCanvas" xmlns:cx="http://schemas.microsoft.com/office/drawing/2014/chartex" xmlns:cx1="http://schemas.microsoft.com/office/drawing/2015/9/8/chartex" xmlns:cx2="http://schemas.microsoft.com/office/drawing/2015/10/21/chartex" xmlns:cx3="http://schemas.microsoft.com/office/drawing/2016/5/9/chartex" xmlns:cx4="http://schemas.microsoft.com/office/drawing/2016/5/10/chartex" xmlns:cx5="http://schemas.microsoft.com/office/drawing/2016/5/11/chartex" xmlns:cx6="http://schemas.microsoft.com/office/drawing/2016/5/12/chartex" xmlns:cx7="http://schemas.microsoft.com/office/drawing/2016/5/13/chartex" xmlns:cx8="http://schemas.microsoft.com/office/drawing/2016/5/14/chartex" xmlns:mc="http://schemas.openxmlformats.org/markup-compatibility/2006" xmlns:aink="http://schemas.microsoft.com/office/drawing/2016/ink" xmlns:am3d="http://schemas.microsoft.com/office/drawing/2017/model3d" xmlns:o="urn:schemas-microsoft-com:office:office" xmlns:oel="http://schemas.microsoft.com/office/2019/extlst" xmlns:r="http://schemas.openxmlformats.org/officeDocument/2006/relationships" xmlns:m="http://schemas.openxmlformats.org/officeDocument/2006/math" xmlns:v="urn:schemas-microsoft-com:vml" xmlns:wp14="http://schemas.microsoft.com/office/word/2010/wordprocessingDrawing" xmlns:wp="http://schemas.openxmlformats.org/drawingml/2006/wordprocessingDrawing" xmlns:w10="urn:schemas-microsoft-com:office:word" xmlns:w="http://schemas.openxmlformats.org/wordprocessingml/2006/main" xmlns:w14="http://schemas.microsoft.com/office/word/2010/wordml" xmlns:w15="http://schemas.microsoft.com/office/word/2012/wordml" xmlns:w16cex="http://schemas.microsoft.com/office/word/2018/wordml/cex" xmlns:w16cid="http://schemas.microsoft.com/office/word/2016/wordml/cid" xmlns:w16="http://schemas.microsoft.com/office/word/2018/wordml" xmlns:w16du="http://schemas.microsoft.com/office/word/2023/wordml/word16du" xmlns:w16sdtdh="http://schemas.microsoft.com/office/word/2020/wordml/sdtdatahash" xmlns:w16sdtfl="http://schemas.microsoft.com/office/word/2024/wordml/sdtformatlock" xmlns:w16se="http://schemas.microsoft.com/office/word/2015/wordml/symex" xmlns:wpg="http://schemas.microsoft.com/office/word/2010/wordprocessingGroup" xmlns:wpi="http://schemas.microsoft.com/office/word/2010/wordprocessingInk" xmlns:wne="http://schemas.microsoft.com/office/word/2006/wordml" xmlns:wps="http://schemas.microsoft.com/office/word/2010/wordprocessingShape" mc:Ignorable="w14 w15 w16se w16cid w16 w16cex w16sdtdh w16sdtfl w16du wp14">
+  <w:abstractNum w:abstractNumId="0" w15:restartNumberingAfterBreak="0">
+    <w:nsid w:val="0D8138F5"/>
+    <w:multiLevelType w:val="multilevel"/>
+    <w:tmpl w:val="DD6E7CAA"/>
+    <w:lvl w:ilvl="0">
+      <w:start w:val="1"/>
+      <w:numFmt w:val="decimal"/>
+      <w:lvlText w:val="%1."/>
+      <w:lvlJc w:val="left"/>
+      <w:pPr>
+        <w:tabs>
+          <w:tab w:val="num" w:pos="720"/>
+        </w:tabs>
+        <w:ind w:left="720" w:hanging="360"/>
+      </w:pPr>
+    </w:lvl>
+    <w:lvl w:ilvl="1" w:tentative="1">
+      <w:start w:val="1"/>
+      <w:numFmt w:val="decimal"/>
+      <w:lvlText w:val="%2."/>
+      <w:lvlJc w:val="left"/>
+      <w:pPr>
+        <w:tabs>
+          <w:tab w:val="num" w:pos="1440"/>
+        </w:tabs>
+        <w:ind w:left="1440" w:hanging="360"/>
+      </w:pPr>
+    </w:lvl>
+    <w:lvl w:ilvl="2" w:tentative="1">
+      <w:start w:val="1"/>
+      <w:numFmt w:val="decimal"/>
+      <w:lvlText w:val="%3."/>
+      <w:lvlJc w:val="left"/>
+      <w:pPr>
+        <w:tabs>
+          <w:tab w:val="num" w:pos="2160"/>
+        </w:tabs>
+        <w:ind w:left="2160" w:hanging="360"/>
+      </w:pPr>
+    </w:lvl>
+    <w:lvl w:ilvl="3" w:tentative="1">
+      <w:start w:val="1"/>
+      <w:numFmt w:val="decimal"/>
+      <w:lvlText w:val="%4."/>
+      <w:lvlJc w:val="left"/>
+      <w:pPr>
+        <w:tabs>
+          <w:tab w:val="num" w:pos="2880"/>
+        </w:tabs>
+        <w:ind w:left="2880" w:hanging="360"/>
+      </w:pPr>
+    </w:lvl>
+    <w:lvl w:ilvl="4" w:tentative="1">
+      <w:start w:val="1"/>
+      <w:numFmt w:val="decimal"/>
+      <w:lvlText w:val="%5."/>
+      <w:lvlJc w:val="left"/>
+      <w:pPr>
+        <w:tabs>
+          <w:tab w:val="num" w:pos="3600"/>
+        </w:tabs>
+        <w:ind w:left="3600" w:hanging="360"/>
+      </w:pPr>
+    </w:lvl>
+    <w:lvl w:ilvl="5" w:tentative="1">
+      <w:start w:val="1"/>
+      <w:numFmt w:val="decimal"/>
+      <w:lvlText w:val="%6."/>
+      <w:lvlJc w:val="left"/>
+      <w:pPr>
+        <w:tabs>
+          <w:tab w:val="num" w:pos="4320"/>
+        </w:tabs>
+        <w:ind w:left="4320" w:hanging="360"/>
+      </w:pPr>
+    </w:lvl>
+    <w:lvl w:ilvl="6" w:tentative="1">
+      <w:start w:val="1"/>
+      <w:numFmt w:val="decimal"/>
+      <w:lvlText w:val="%7."/>
+      <w:lvlJc w:val="left"/>
+      <w:pPr>
+        <w:tabs>
+          <w:tab w:val="num" w:pos="5040"/>
+        </w:tabs>
+        <w:ind w:left="5040" w:hanging="360"/>
+      </w:pPr>
+    </w:lvl>
+    <w:lvl w:ilvl="7" w:tentative="1">
+      <w:start w:val="1"/>
+      <w:numFmt w:val="decimal"/>
+      <w:lvlText w:val="%8."/>
+      <w:lvlJc w:val="left"/>
+      <w:pPr>
+        <w:tabs>
+          <w:tab w:val="num" w:pos="5760"/>
+        </w:tabs>
+        <w:ind w:left="5760" w:hanging="360"/>
+      </w:pPr>
+    </w:lvl>
+    <w:lvl w:ilvl="8" w:tentative="1">
+      <w:start w:val="1"/>
+      <w:numFmt w:val="decimal"/>
+      <w:lvlText w:val="%9."/>
+      <w:lvlJc w:val="left"/>
+      <w:pPr>
+        <w:tabs>
+          <w:tab w:val="num" w:pos="6480"/>
+        </w:tabs>
+        <w:ind w:left="6480" w:hanging="360"/>
+      </w:pPr>
+    </w:lvl>
+  </w:abstractNum>
+  <w:num w:numId="1" w16cid:durableId="2066639030">
+    <w:abstractNumId w:val="0"/>
+  </w:num>
+</w:numbering>
 </file>
 
 <file path=word/styles.xml><?xml version="1.0" encoding="utf-8"?>
@@ -1337,7 +1524,6 @@
   <w:style w:type="character" w:default="1" w:styleId="a0">
     <w:name w:val="Default Paragraph Font"/>
     <w:uiPriority w:val="1"/>
-    <w:semiHidden/>
     <w:unhideWhenUsed/>
   </w:style>
   <w:style w:type="table" w:default="1" w:styleId="a1">

--- a/MyNote/项目编译报错处理记录.docx
+++ b/MyNote/项目编译报错处理记录.docx
@@ -765,11 +765,6 @@
       </w:r>
     </w:p>
     <w:p>
-      <w:pPr>
-        <w:rPr>
-          <w:rFonts w:hint="eastAsia"/>
-        </w:rPr>
-      </w:pPr>
       <w:r>
         <w:rPr>
           <w:rFonts w:hint="eastAsia"/>
@@ -783,7 +778,19 @@
         <w:rPr>
           <w:rFonts w:hint="eastAsia"/>
         </w:rPr>
-        <w:t>里面找，但是我在UE5.2/Engine里没找到Saved文件夹，傻豆包也答不上来所以然。</w:t>
+        <w:t>里面找，但是我在UE5.2/Engine里没找到Saved文件夹，傻豆包也答不上来</w:t>
+      </w:r>
+      <w:r>
+        <w:rPr>
+          <w:rFonts w:hint="eastAsia"/>
+        </w:rPr>
+        <w:t>个</w:t>
+      </w:r>
+      <w:r>
+        <w:rPr>
+          <w:rFonts w:hint="eastAsia"/>
+        </w:rPr>
+        <w:t>所以然。</w:t>
       </w:r>
     </w:p>
     <w:sectPr>
@@ -1524,6 +1531,7 @@
   <w:style w:type="character" w:default="1" w:styleId="a0">
     <w:name w:val="Default Paragraph Font"/>
     <w:uiPriority w:val="1"/>
+    <w:semiHidden/>
     <w:unhideWhenUsed/>
   </w:style>
   <w:style w:type="table" w:default="1" w:styleId="a1">
